--- a/documents/modeles/bail_habitation.docx
+++ b/documents/modeles/bail_habitation.docx
@@ -339,6 +339,60 @@
           <w:sz w:val="20"/>
           <w:u w:val="none"/>
         </w:rPr>
+        <w:t>{%p if locataire.garant %}</w:t>
+      </w:r>
+    </w:p>
+    <w:p>
+      <w:pPr>
+        <w:spacing w:before="0" w:after="40"/>
+        <w:jc w:val="both"/>
+      </w:pPr>
+      <w:r>
+        <w:rPr>
+          <w:rFonts w:ascii="Blogger Sans Light" w:hAnsi="Blogger Sans Light"/>
+          <w:b/>
+          <w:sz w:val="20"/>
+          <w:u w:val="none"/>
+        </w:rPr>
+        <w:t xml:space="preserve">Garant de ce locataire : </w:t>
+      </w:r>
+      <w:r>
+        <w:rPr>
+          <w:rFonts w:ascii="Blogger Sans Light" w:hAnsi="Blogger Sans Light"/>
+          <w:b w:val="0"/>
+          <w:sz w:val="20"/>
+          <w:u w:val="none"/>
+        </w:rPr>
+        <w:t>{{ locataire.garant }}</w:t>
+      </w:r>
+    </w:p>
+    <w:p>
+      <w:pPr>
+        <w:spacing w:before="0" w:after="0"/>
+        <w:jc w:val="both"/>
+      </w:pPr>
+      <w:r>
+        <w:rPr>
+          <w:rFonts w:ascii="Blogger Sans Light" w:hAnsi="Blogger Sans Light"/>
+          <w:b w:val="0"/>
+          <w:sz w:val="20"/>
+          <w:u w:val="none"/>
+        </w:rPr>
+        <w:t>{%p endif %}</w:t>
+      </w:r>
+    </w:p>
+    <w:p>
+      <w:pPr>
+        <w:spacing w:before="0" w:after="0"/>
+        <w:jc w:val="both"/>
+      </w:pPr>
+      <w:r>
+        <w:rPr>
+          <w:rFonts w:ascii="Blogger Sans Light" w:hAnsi="Blogger Sans Light"/>
+          <w:b w:val="0"/>
+          <w:sz w:val="20"/>
+          <w:u w:val="none"/>
+        </w:rPr>
         <w:t>{%p endfor %}</w:t>
       </w:r>
     </w:p>
@@ -355,6 +409,51 @@
           <w:u w:val="none"/>
         </w:rPr>
         <w:t>désigné(s) ci-après « le locataire » ;</w:t>
+      </w:r>
+    </w:p>
+    <w:p>
+      <w:pPr>
+        <w:spacing w:before="0" w:after="0"/>
+        <w:jc w:val="both"/>
+      </w:pPr>
+      <w:r>
+        <w:rPr>
+          <w:rFonts w:ascii="Blogger Sans Light" w:hAnsi="Blogger Sans Light"/>
+          <w:b w:val="0"/>
+          <w:sz w:val="20"/>
+          <w:u w:val="none"/>
+        </w:rPr>
+        <w:t>{%p if colocation %}</w:t>
+      </w:r>
+    </w:p>
+    <w:p>
+      <w:pPr>
+        <w:spacing w:before="0" w:after="80"/>
+        <w:jc w:val="both"/>
+      </w:pPr>
+      <w:r>
+        <w:rPr>
+          <w:rFonts w:ascii="Blogger Sans Light" w:hAnsi="Blogger Sans Light"/>
+          <w:b w:val="0"/>
+          <w:sz w:val="20"/>
+          <w:u w:val="none"/>
+        </w:rPr>
+        <w:t>Le logement est loué en colocation, au sens de l'article 8-1 de la loi n° 89-462 du 6 juillet 1989, à l'ensemble des locataires désignés ci-dessus, par un bail unique.</w:t>
+      </w:r>
+    </w:p>
+    <w:p>
+      <w:pPr>
+        <w:spacing w:before="0" w:after="0"/>
+        <w:jc w:val="both"/>
+      </w:pPr>
+      <w:r>
+        <w:rPr>
+          <w:rFonts w:ascii="Blogger Sans Light" w:hAnsi="Blogger Sans Light"/>
+          <w:b w:val="0"/>
+          <w:sz w:val="20"/>
+          <w:u w:val="none"/>
+        </w:rPr>
+        <w:t>{%p endif %}</w:t>
       </w:r>
     </w:p>
     <w:p>
@@ -1527,7 +1626,7 @@
           <w:sz w:val="20"/>
           <w:u w:val="none"/>
         </w:rPr>
-        <w:t>Les locataires sont tenus solidairement et indivisiblement de l'ensemble des obligations découlant du présent contrat, notamment du paiement du loyer, des charges et des réparations locatives. Cette solidarité cesse dans les conditions prévues par l'article 8-1 de la loi n° 89-462 du 6 juillet 1989.</w:t>
+        <w:t>{{ texte_solidarite }}</w:t>
       </w:r>
     </w:p>
     <w:p>

--- a/documents/modeles/bail_habitation.docx
+++ b/documents/modeles/bail_habitation.docx
@@ -339,7 +339,7 @@
           <w:sz w:val="20"/>
           <w:u w:val="none"/>
         </w:rPr>
-        <w:t>{%p if locataire.garant %}</w:t>
+        <w:t>{%p for caution in locataire.garants %}</w:t>
       </w:r>
     </w:p>
     <w:p>
@@ -363,7 +363,7 @@
           <w:sz w:val="20"/>
           <w:u w:val="none"/>
         </w:rPr>
-        <w:t>{{ locataire.garant }}</w:t>
+        <w:t>{{ caution }}</w:t>
       </w:r>
     </w:p>
     <w:p>
@@ -378,6 +378,81 @@
           <w:sz w:val="20"/>
           <w:u w:val="none"/>
         </w:rPr>
+        <w:t>{%p endfor %}</w:t>
+      </w:r>
+    </w:p>
+    <w:p>
+      <w:pPr>
+        <w:spacing w:before="0" w:after="0"/>
+        <w:jc w:val="both"/>
+      </w:pPr>
+      <w:r>
+        <w:rPr>
+          <w:rFonts w:ascii="Blogger Sans Light" w:hAnsi="Blogger Sans Light"/>
+          <w:b w:val="0"/>
+          <w:sz w:val="20"/>
+          <w:u w:val="none"/>
+        </w:rPr>
+        <w:t>{%p endfor %}</w:t>
+      </w:r>
+    </w:p>
+    <w:p>
+      <w:pPr>
+        <w:spacing w:before="0" w:after="80"/>
+        <w:jc w:val="both"/>
+      </w:pPr>
+      <w:r>
+        <w:rPr>
+          <w:rFonts w:ascii="Blogger Sans Light" w:hAnsi="Blogger Sans Light"/>
+          <w:b w:val="0"/>
+          <w:sz w:val="20"/>
+          <w:u w:val="none"/>
+        </w:rPr>
+        <w:t>désigné(s) ci-après « le locataire » ;</w:t>
+      </w:r>
+    </w:p>
+    <w:p>
+      <w:pPr>
+        <w:spacing w:before="0" w:after="0"/>
+        <w:jc w:val="both"/>
+      </w:pPr>
+      <w:r>
+        <w:rPr>
+          <w:rFonts w:ascii="Blogger Sans Light" w:hAnsi="Blogger Sans Light"/>
+          <w:b w:val="0"/>
+          <w:sz w:val="20"/>
+          <w:u w:val="none"/>
+        </w:rPr>
+        <w:t>{%p if colocation %}</w:t>
+      </w:r>
+    </w:p>
+    <w:p>
+      <w:pPr>
+        <w:spacing w:before="0" w:after="80"/>
+        <w:jc w:val="both"/>
+      </w:pPr>
+      <w:r>
+        <w:rPr>
+          <w:rFonts w:ascii="Blogger Sans Light" w:hAnsi="Blogger Sans Light"/>
+          <w:b w:val="0"/>
+          <w:sz w:val="20"/>
+          <w:u w:val="none"/>
+        </w:rPr>
+        <w:t>Le logement est loué en colocation, au sens de l'article 8-1 de la loi n° 89-462 du 6 juillet 1989, à l'ensemble des locataires désignés ci-dessus, par un bail unique.</w:t>
+      </w:r>
+    </w:p>
+    <w:p>
+      <w:pPr>
+        <w:spacing w:before="0" w:after="0"/>
+        <w:jc w:val="both"/>
+      </w:pPr>
+      <w:r>
+        <w:rPr>
+          <w:rFonts w:ascii="Blogger Sans Light" w:hAnsi="Blogger Sans Light"/>
+          <w:b w:val="0"/>
+          <w:sz w:val="20"/>
+          <w:u w:val="none"/>
+        </w:rPr>
         <w:t>{%p endif %}</w:t>
       </w:r>
     </w:p>
@@ -393,121 +468,46 @@
           <w:sz w:val="20"/>
           <w:u w:val="none"/>
         </w:rPr>
+        <w:t>{%p for caution in garants %}</w:t>
+      </w:r>
+    </w:p>
+    <w:p>
+      <w:pPr>
+        <w:spacing w:before="0" w:after="40"/>
+        <w:jc w:val="both"/>
+      </w:pPr>
+      <w:r>
+        <w:rPr>
+          <w:rFonts w:ascii="Blogger Sans Light" w:hAnsi="Blogger Sans Light"/>
+          <w:b/>
+          <w:sz w:val="20"/>
+          <w:u w:val="none"/>
+        </w:rPr>
+        <w:t xml:space="preserve">Garant : </w:t>
+      </w:r>
+      <w:r>
+        <w:rPr>
+          <w:rFonts w:ascii="Blogger Sans Light" w:hAnsi="Blogger Sans Light"/>
+          <w:b w:val="0"/>
+          <w:sz w:val="20"/>
+          <w:u w:val="none"/>
+        </w:rPr>
+        <w:t>{{ caution }}</w:t>
+      </w:r>
+    </w:p>
+    <w:p>
+      <w:pPr>
+        <w:spacing w:before="0" w:after="0"/>
+        <w:jc w:val="both"/>
+      </w:pPr>
+      <w:r>
+        <w:rPr>
+          <w:rFonts w:ascii="Blogger Sans Light" w:hAnsi="Blogger Sans Light"/>
+          <w:b w:val="0"/>
+          <w:sz w:val="20"/>
+          <w:u w:val="none"/>
+        </w:rPr>
         <w:t>{%p endfor %}</w:t>
-      </w:r>
-    </w:p>
-    <w:p>
-      <w:pPr>
-        <w:spacing w:before="0" w:after="80"/>
-        <w:jc w:val="both"/>
-      </w:pPr>
-      <w:r>
-        <w:rPr>
-          <w:rFonts w:ascii="Blogger Sans Light" w:hAnsi="Blogger Sans Light"/>
-          <w:b w:val="0"/>
-          <w:sz w:val="20"/>
-          <w:u w:val="none"/>
-        </w:rPr>
-        <w:t>désigné(s) ci-après « le locataire » ;</w:t>
-      </w:r>
-    </w:p>
-    <w:p>
-      <w:pPr>
-        <w:spacing w:before="0" w:after="0"/>
-        <w:jc w:val="both"/>
-      </w:pPr>
-      <w:r>
-        <w:rPr>
-          <w:rFonts w:ascii="Blogger Sans Light" w:hAnsi="Blogger Sans Light"/>
-          <w:b w:val="0"/>
-          <w:sz w:val="20"/>
-          <w:u w:val="none"/>
-        </w:rPr>
-        <w:t>{%p if colocation %}</w:t>
-      </w:r>
-    </w:p>
-    <w:p>
-      <w:pPr>
-        <w:spacing w:before="0" w:after="80"/>
-        <w:jc w:val="both"/>
-      </w:pPr>
-      <w:r>
-        <w:rPr>
-          <w:rFonts w:ascii="Blogger Sans Light" w:hAnsi="Blogger Sans Light"/>
-          <w:b w:val="0"/>
-          <w:sz w:val="20"/>
-          <w:u w:val="none"/>
-        </w:rPr>
-        <w:t>Le logement est loué en colocation, au sens de l'article 8-1 de la loi n° 89-462 du 6 juillet 1989, à l'ensemble des locataires désignés ci-dessus, par un bail unique.</w:t>
-      </w:r>
-    </w:p>
-    <w:p>
-      <w:pPr>
-        <w:spacing w:before="0" w:after="0"/>
-        <w:jc w:val="both"/>
-      </w:pPr>
-      <w:r>
-        <w:rPr>
-          <w:rFonts w:ascii="Blogger Sans Light" w:hAnsi="Blogger Sans Light"/>
-          <w:b w:val="0"/>
-          <w:sz w:val="20"/>
-          <w:u w:val="none"/>
-        </w:rPr>
-        <w:t>{%p endif %}</w:t>
-      </w:r>
-    </w:p>
-    <w:p>
-      <w:pPr>
-        <w:spacing w:before="0" w:after="0"/>
-        <w:jc w:val="both"/>
-      </w:pPr>
-      <w:r>
-        <w:rPr>
-          <w:rFonts w:ascii="Blogger Sans Light" w:hAnsi="Blogger Sans Light"/>
-          <w:b w:val="0"/>
-          <w:sz w:val="20"/>
-          <w:u w:val="none"/>
-        </w:rPr>
-        <w:t>{%p if garant %}</w:t>
-      </w:r>
-    </w:p>
-    <w:p>
-      <w:pPr>
-        <w:spacing w:before="0" w:after="40"/>
-        <w:jc w:val="both"/>
-      </w:pPr>
-      <w:r>
-        <w:rPr>
-          <w:rFonts w:ascii="Blogger Sans Light" w:hAnsi="Blogger Sans Light"/>
-          <w:b/>
-          <w:sz w:val="20"/>
-          <w:u w:val="none"/>
-        </w:rPr>
-        <w:t xml:space="preserve">Garant : </w:t>
-      </w:r>
-      <w:r>
-        <w:rPr>
-          <w:rFonts w:ascii="Blogger Sans Light" w:hAnsi="Blogger Sans Light"/>
-          <w:b w:val="0"/>
-          <w:sz w:val="20"/>
-          <w:u w:val="none"/>
-        </w:rPr>
-        <w:t>{{ garant }}</w:t>
-      </w:r>
-    </w:p>
-    <w:p>
-      <w:pPr>
-        <w:spacing w:before="0" w:after="0"/>
-        <w:jc w:val="both"/>
-      </w:pPr>
-      <w:r>
-        <w:rPr>
-          <w:rFonts w:ascii="Blogger Sans Light" w:hAnsi="Blogger Sans Light"/>
-          <w:b w:val="0"/>
-          <w:sz w:val="20"/>
-          <w:u w:val="none"/>
-        </w:rPr>
-        <w:t>{%p endif %}</w:t>
       </w:r>
     </w:p>
     <w:p>

--- a/documents/modeles/bail_habitation.docx
+++ b/documents/modeles/bail_habitation.docx
@@ -231,7 +231,7 @@
           <w:sz w:val="20"/>
           <w:u w:val="none"/>
         </w:rPr>
-        <w:t>Représenté par son mandataire : URBIA IMMOBILIER, 302 avenue de Muret, 31300 Toulouse, exerçant l'activité de gestion immobilière, titulaire de la carte professionnelle CPI 3101 2017 000 016 956 délivrée par la CCI de la Haute-Garonne, garantie financière assurée par GALIAN, 89 rue La Boétie, 75008 Paris.</w:t>
+        <w:t xml:space="preserve">Représenté par son mandataire : {{ agence.nom|upper }}, {{ agence.adresse }}, {{ agence.code_postal }} {{ agence.ville }}, exerçant l'activité de gestion immobilière, titulaire de la carte professionnelle {{ agence.carte_pro }} délivrée par {{ agence.carte_delivree_par }}, garantie financière assurée par {{ agence.garant }}, {{ agence.garant_adresse }}.</w:t>
       </w:r>
     </w:p>
     <w:p>
@@ -5263,7 +5263,7 @@
               <w:b/>
               <w:color w:val="767171" w:themeColor="background2" w:themeShade="80"/>
             </w:rPr>
-            <w:t>URBIA IMMOBILIER</w:t>
+            <w:t xml:space="preserve">{{ agence.nom|upper }}</w:t>
           </w:r>
         </w:p>
         <w:p>
@@ -5284,7 +5284,7 @@
               <w:rFonts w:ascii="Blogger Sans Light" w:eastAsia="Calibri" w:hAnsi="Blogger Sans Light"/>
               <w:color w:val="767171" w:themeColor="background2" w:themeShade="80"/>
             </w:rPr>
-            <w:t>302 Avenue de Muret</w:t>
+            <w:t xml:space="preserve">{{ agence.adresse }}</w:t>
           </w:r>
         </w:p>
         <w:p>
@@ -5305,21 +5305,21 @@
               <w:rFonts w:ascii="Blogger Sans Light" w:eastAsia="Calibri" w:hAnsi="Blogger Sans Light"/>
               <w:color w:val="767171" w:themeColor="background2" w:themeShade="80"/>
             </w:rPr>
-            <w:t>31</w:t>
+            <w:t xml:space="preserve">{{ agence.code_postal }} {{ agence.ville|upper }}</w:t>
           </w:r>
           <w:r>
             <w:rPr>
               <w:rFonts w:ascii="Blogger Sans Light" w:eastAsia="Calibri" w:hAnsi="Blogger Sans Light"/>
               <w:color w:val="767171" w:themeColor="background2" w:themeShade="80"/>
             </w:rPr>
-            <w:t>3</w:t>
+            <w:t xml:space="preserve"/>
           </w:r>
           <w:r>
             <w:rPr>
               <w:rFonts w:ascii="Blogger Sans Light" w:eastAsia="Calibri" w:hAnsi="Blogger Sans Light"/>
               <w:color w:val="767171" w:themeColor="background2" w:themeShade="80"/>
             </w:rPr>
-            <w:t>00 TOULOUSE</w:t>
+            <w:t xml:space="preserve"/>
           </w:r>
         </w:p>
         <w:p>
@@ -5340,7 +5340,7 @@
               <w:rFonts w:ascii="Blogger Sans Light" w:eastAsia="Calibri" w:hAnsi="Blogger Sans Light"/>
               <w:color w:val="767171" w:themeColor="background2" w:themeShade="80"/>
             </w:rPr>
-            <w:t xml:space="preserve">                                         contact@urbia-immobilier.fr</w:t>
+            <w:t xml:space="preserve">                                         {{ agence.email }}</w:t>
           </w:r>
         </w:p>
         <w:p>
@@ -5440,14 +5440,14 @@
               <w:rFonts w:ascii="Calibri" w:eastAsia="Calibri" w:hAnsi="Calibri" w:cs="Calibri"/>
               <w:color w:val="767171" w:themeColor="background2" w:themeShade="80"/>
             </w:rPr>
-            <w:t> </w:t>
+            <w:t xml:space="preserve"> </w:t>
           </w:r>
           <w:r>
             <w:rPr>
               <w:rFonts w:ascii="Blogger Sans Light" w:eastAsia="Calibri" w:hAnsi="Blogger Sans Light"/>
               <w:color w:val="767171" w:themeColor="background2" w:themeShade="80"/>
             </w:rPr>
-            <w:t>05.32.26.15.25</w:t>
+            <w:t xml:space="preserve">{{ agence.telephone }}</w:t>
           </w:r>
         </w:p>
       </w:tc>

--- a/documents/modeles/bail_habitation.docx
+++ b/documents/modeles/bail_habitation.docx
@@ -5184,7 +5184,7 @@
               <wp:inline distT="0" distB="0" distL="0" distR="0" wp14:anchorId="50519C01" wp14:editId="65DAB797">
                 <wp:extent cx="2129390" cy="883920"/>
                 <wp:effectExtent l="0" t="0" r="4445" b="0"/>
-                <wp:docPr id="3" name="Image 3"/>
+                <wp:docPr id="3" name="Logo" descr="logo"/>
                 <wp:cNvGraphicFramePr>
                   <a:graphicFrameLocks xmlns:a="http://schemas.openxmlformats.org/drawingml/2006/main" noChangeAspect="1"/>
                 </wp:cNvGraphicFramePr>

--- a/documents/modeles/bail_habitation.docx
+++ b/documents/modeles/bail_habitation.docx
@@ -3464,6 +3464,95 @@
         <w:tab/>
         <w:tab/>
         <w:t>précédée de la mention « lu et approuvé »</w:t>
+      </w:r>
+    </w:p>
+    <w:p>
+      <w:pPr>
+        <w:tabs>
+          <w:tab w:val="left" w:pos="5103"/>
+        </w:tabs>
+        <w:spacing w:before="0" w:after="0" w:line="240" w:lineRule="auto"/>
+        <w:rPr>
+          <w:sz w:val="4"/>
+        </w:rPr>
+      </w:pPr>
+      <w:r>
+        <w:rPr>
+          <w:rFonts w:ascii="Blogger Sans Light" w:hAnsi="Blogger Sans Light"/>
+          <w:color w:val="FFFFFF"/>
+          <w:sz w:val="4"/>
+          <w:szCs w:val="4"/>
+        </w:rPr>
+        <w:t xml:space="preserve">{{ signature_mandataire }}</w:t>
+      </w:r>
+    </w:p>
+    <w:p>
+      <w:pPr>
+        <w:tabs>
+          <w:tab w:val="left" w:pos="5103"/>
+        </w:tabs>
+        <w:spacing w:before="0" w:after="0" w:line="240" w:lineRule="auto"/>
+        <w:rPr>
+          <w:sz w:val="4"/>
+        </w:rPr>
+      </w:pPr>
+      <w:r>
+        <w:rPr>
+          <w:rFonts w:ascii="Blogger Sans Light" w:hAnsi="Blogger Sans Light"/>
+          <w:color w:val="FFFFFF"/>
+          <w:sz w:val="4"/>
+          <w:szCs w:val="4"/>
+        </w:rPr>
+        <w:t xml:space="preserve">{%p for signature in signatures_locataires %}</w:t>
+      </w:r>
+    </w:p>
+    <w:p>
+      <w:pPr>
+        <w:tabs>
+          <w:tab w:val="left" w:pos="5103"/>
+        </w:tabs>
+        <w:spacing w:before="0" w:after="1000" w:line="240" w:lineRule="auto"/>
+        <w:rPr>
+          <w:sz w:val="4"/>
+        </w:rPr>
+      </w:pPr>
+      <w:r>
+        <w:rPr>
+          <w:rFonts w:ascii="Blogger Sans Light" w:hAnsi="Blogger Sans Light"/>
+          <w:color w:val="FFFFFF"/>
+          <w:sz w:val="4"/>
+          <w:szCs w:val="4"/>
+        </w:rPr>
+        <w:tab/>
+      </w:r>
+      <w:r>
+        <w:rPr>
+          <w:rFonts w:ascii="Blogger Sans Light" w:hAnsi="Blogger Sans Light"/>
+          <w:color w:val="FFFFFF"/>
+          <w:sz w:val="4"/>
+          <w:szCs w:val="4"/>
+        </w:rPr>
+        <w:t xml:space="preserve">{{ signature }}</w:t>
+      </w:r>
+    </w:p>
+    <w:p>
+      <w:pPr>
+        <w:tabs>
+          <w:tab w:val="left" w:pos="5103"/>
+        </w:tabs>
+        <w:spacing w:before="0" w:after="0" w:line="240" w:lineRule="auto"/>
+        <w:rPr>
+          <w:sz w:val="4"/>
+        </w:rPr>
+      </w:pPr>
+      <w:r>
+        <w:rPr>
+          <w:rFonts w:ascii="Blogger Sans Light" w:hAnsi="Blogger Sans Light"/>
+          <w:color w:val="FFFFFF"/>
+          <w:sz w:val="4"/>
+          <w:szCs w:val="4"/>
+        </w:rPr>
+        <w:t xml:space="preserve">{%p endfor %}</w:t>
       </w:r>
     </w:p>
     <w:p>

--- a/documents/modeles/bail_habitation.docx
+++ b/documents/modeles/bail_habitation.docx
@@ -1672,7 +1672,7 @@
           <w:sz w:val="20"/>
           <w:u w:val="none"/>
         </w:rPr>
-        <w:t>Le présent contrat sera résilié de plein droit, deux mois après un commandement de payer demeuré infructueux, à défaut de paiement du loyer, des charges dûment justifiées ou du dépôt de garantie ; un mois après un commandement demeuré infructueux, à défaut d'assurance contre les risques locatifs ; et en cas de non-respect de l'obligation d'user paisiblement des locaux loués, résultant de troubles de voisinage constatés par une décision de justice passée en force de chose jugée.</w:t>
+        <w:t>Le présent contrat sera résilié de plein droit, six semaines après un commandement de payer demeuré infructueux, à défaut de paiement du loyer, des charges dûment justifiées ou du dépôt de garantie ; un mois après un commandement demeuré infructueux, à défaut d'assurance contre les risques locatifs ; et en cas de non-respect de l'obligation d'user paisiblement des locaux loués, résultant de troubles de voisinage constatés par une décision de justice passée en force de chose jugée.</w:t>
       </w:r>
     </w:p>
     <w:p>
